--- a/SEMESTER 2/project 2/project 2.docx
+++ b/SEMESTER 2/project 2/project 2.docx
@@ -856,9 +856,937 @@
       </w:r>
     </w:p>
     <w:p>
+      <w:pPr>
+        <w:spacing w:before="100" w:beforeAutospacing="1" w:after="100" w:afterAutospacing="1" w:line="240" w:lineRule="auto"/>
+        <w:rPr>
+          <w:rFonts w:ascii="Times New Roman" w:eastAsia="Times New Roman" w:hAnsi="Times New Roman" w:cs="Times New Roman"/>
+          <w:sz w:val="24"/>
+          <w:szCs w:val="24"/>
+        </w:rPr>
+      </w:pPr>
+    </w:p>
+    <w:p>
+      <w:pPr>
+        <w:spacing w:before="100" w:beforeAutospacing="1" w:after="100" w:afterAutospacing="1" w:line="240" w:lineRule="auto"/>
+        <w:rPr>
+          <w:rFonts w:ascii="Times New Roman" w:eastAsia="Times New Roman" w:hAnsi="Times New Roman" w:cs="Times New Roman"/>
+          <w:sz w:val="24"/>
+          <w:szCs w:val="24"/>
+        </w:rPr>
+      </w:pPr>
+    </w:p>
+    <w:p>
+      <w:pPr>
+        <w:pStyle w:val="Heading2"/>
+      </w:pPr>
+      <w:r>
+        <w:t>## Project Title: Cloud-Native SOC – Real-Time Detection &amp; Automated Remediation</w:t>
+      </w:r>
+    </w:p>
+    <w:p>
+      <w:pPr>
+        <w:pStyle w:val="NormalWeb"/>
+      </w:pPr>
+      <w:r>
+        <w:rPr>
+          <w:b/>
+          <w:bCs/>
+        </w:rPr>
+        <w:t>Project Objective:</w:t>
+      </w:r>
+      <w:r>
+        <w:t xml:space="preserve"> To architect a cloud-based Security Operations Center (SOC) environment in Microsoft Azure. The project involves deploying a live honeypot, ingesting security events into a SIEM (Microsoft Sentinel), engineering custom detection rules using KQL, and deploying automated response protocols (SOAR) to mitigate brute-force attacks.</w:t>
+      </w:r>
+    </w:p>
+    <w:p>
+      <w:pPr>
+        <w:pStyle w:val="Heading3"/>
+      </w:pPr>
+      <w:r>
+        <w:t>### Core Skills Demonstrated</w:t>
+      </w:r>
+    </w:p>
+    <w:p>
+      <w:pPr>
+        <w:pStyle w:val="NormalWeb"/>
+      </w:pPr>
+      <w:r>
+        <w:t>By completing this project, you provide tangible proof of the following highly demanded 2026 skills:</w:t>
+      </w:r>
+    </w:p>
+    <w:p>
+      <w:pPr>
+        <w:pStyle w:val="NormalWeb"/>
+        <w:numPr>
+          <w:ilvl w:val="0"/>
+          <w:numId w:val="2"/>
+        </w:numPr>
+      </w:pPr>
+      <w:r>
+        <w:rPr>
+          <w:b/>
+          <w:bCs/>
+        </w:rPr>
+        <w:t>Cloud Infrastructure Security:</w:t>
+      </w:r>
+      <w:r>
+        <w:t xml:space="preserve"> Azure Virtual Machines, Network Security Groups (NSGs), Log Analytics Workspaces.</w:t>
+      </w:r>
+    </w:p>
+    <w:p>
+      <w:pPr>
+        <w:pStyle w:val="NormalWeb"/>
+        <w:numPr>
+          <w:ilvl w:val="0"/>
+          <w:numId w:val="2"/>
+        </w:numPr>
+      </w:pPr>
+      <w:r>
+        <w:rPr>
+          <w:b/>
+          <w:bCs/>
+        </w:rPr>
+        <w:t>SIEM Administration:</w:t>
+      </w:r>
+      <w:r>
+        <w:t xml:space="preserve"> Microsoft Sentinel configuration and data connector management.</w:t>
+      </w:r>
+    </w:p>
+    <w:p>
+      <w:pPr>
+        <w:pStyle w:val="NormalWeb"/>
+        <w:numPr>
+          <w:ilvl w:val="0"/>
+          <w:numId w:val="2"/>
+        </w:numPr>
+      </w:pPr>
+      <w:r>
+        <w:rPr>
+          <w:b/>
+          <w:bCs/>
+        </w:rPr>
+        <w:t>Detection Engineering:</w:t>
+      </w:r>
+      <w:r>
+        <w:t xml:space="preserve"> Querying raw log data and writing custom alert rules using </w:t>
+      </w:r>
+      <w:r>
+        <w:rPr>
+          <w:b/>
+          <w:bCs/>
+        </w:rPr>
+        <w:t>KQL</w:t>
+      </w:r>
+      <w:r>
+        <w:t xml:space="preserve"> (Kusto Query Language).</w:t>
+      </w:r>
+    </w:p>
+    <w:p>
+      <w:pPr>
+        <w:pStyle w:val="NormalWeb"/>
+        <w:numPr>
+          <w:ilvl w:val="0"/>
+          <w:numId w:val="2"/>
+        </w:numPr>
+      </w:pPr>
+      <w:r>
+        <w:rPr>
+          <w:b/>
+          <w:bCs/>
+        </w:rPr>
+        <w:t>SOAR (Automation):</w:t>
+      </w:r>
+      <w:r>
+        <w:t xml:space="preserve"> Creating Azure Logic Apps to automate incident response (e.g., dynamically blocking malicious IPs).</w:t>
+      </w:r>
+    </w:p>
+    <w:p>
+      <w:pPr>
+        <w:pStyle w:val="NormalWeb"/>
+        <w:numPr>
+          <w:ilvl w:val="0"/>
+          <w:numId w:val="2"/>
+        </w:numPr>
+      </w:pPr>
+      <w:r>
+        <w:rPr>
+          <w:b/>
+          <w:bCs/>
+        </w:rPr>
+        <w:t>Threat Intelligence &amp; Analysis:</w:t>
+      </w:r>
+      <w:r>
+        <w:t xml:space="preserve"> Analyzing Windows Security Event logs (Event ID 4625) and extracting attacker telemetry.</w:t>
+      </w:r>
+    </w:p>
+    <w:p>
+      <w:r>
+        <w:pict w14:anchorId="79A30453">
+          <v:rect id="_x0000_i1025" style="width:0;height:1.5pt" o:hralign="center" o:hrstd="t" o:hr="t" fillcolor="#a0a0a0" stroked="f"/>
+        </w:pict>
+      </w:r>
+    </w:p>
+    <w:p>
+      <w:pPr>
+        <w:pStyle w:val="Heading3"/>
+      </w:pPr>
+      <w:r>
+        <w:lastRenderedPageBreak/>
+        <w:t>### 3-Month Implementation Roadmap</w:t>
+      </w:r>
+    </w:p>
+    <w:p>
+      <w:pPr>
+        <w:pStyle w:val="NormalWeb"/>
+      </w:pPr>
+      <w:r>
+        <w:t>This timeline is designed to be realistic for someone balancing this with other life commitments, allowing for deep learning rather than just rushing through steps.</w:t>
+      </w:r>
+    </w:p>
+    <w:tbl>
+      <w:tblPr>
+        <w:tblW w:w="0" w:type="auto"/>
+        <w:tblCellSpacing w:w="15" w:type="dxa"/>
+        <w:tblCellMar>
+          <w:top w:w="15" w:type="dxa"/>
+          <w:left w:w="15" w:type="dxa"/>
+          <w:bottom w:w="15" w:type="dxa"/>
+          <w:right w:w="15" w:type="dxa"/>
+        </w:tblCellMar>
+        <w:tblLook w:val="04A0" w:firstRow="1" w:lastRow="0" w:firstColumn="1" w:lastColumn="0" w:noHBand="0" w:noVBand="1"/>
+      </w:tblPr>
+      <w:tblGrid>
+        <w:gridCol w:w="694"/>
+        <w:gridCol w:w="849"/>
+        <w:gridCol w:w="2125"/>
+        <w:gridCol w:w="5692"/>
+      </w:tblGrid>
+      <w:tr>
+        <w:trPr>
+          <w:tblHeader/>
+          <w:tblCellSpacing w:w="15" w:type="dxa"/>
+        </w:trPr>
+        <w:tc>
+          <w:tcPr>
+            <w:tcW w:w="0" w:type="auto"/>
+            <w:vAlign w:val="center"/>
+            <w:hideMark/>
+          </w:tcPr>
+          <w:p>
+            <w:r>
+              <w:t>Phase</w:t>
+            </w:r>
+          </w:p>
+        </w:tc>
+        <w:tc>
+          <w:tcPr>
+            <w:tcW w:w="0" w:type="auto"/>
+            <w:vAlign w:val="center"/>
+            <w:hideMark/>
+          </w:tcPr>
+          <w:p>
+            <w:r>
+              <w:t>Duration</w:t>
+            </w:r>
+          </w:p>
+        </w:tc>
+        <w:tc>
+          <w:tcPr>
+            <w:tcW w:w="0" w:type="auto"/>
+            <w:vAlign w:val="center"/>
+            <w:hideMark/>
+          </w:tcPr>
+          <w:p>
+            <w:r>
+              <w:t>Focus Area</w:t>
+            </w:r>
+          </w:p>
+        </w:tc>
+        <w:tc>
+          <w:tcPr>
+            <w:tcW w:w="0" w:type="auto"/>
+            <w:vAlign w:val="center"/>
+            <w:hideMark/>
+          </w:tcPr>
+          <w:p>
+            <w:r>
+              <w:t>Compact Details &amp; Deliverables</w:t>
+            </w:r>
+          </w:p>
+        </w:tc>
+      </w:tr>
+      <w:tr>
+        <w:trPr>
+          <w:tblCellSpacing w:w="15" w:type="dxa"/>
+        </w:trPr>
+        <w:tc>
+          <w:tcPr>
+            <w:tcW w:w="0" w:type="auto"/>
+            <w:vAlign w:val="center"/>
+            <w:hideMark/>
+          </w:tcPr>
+          <w:p>
+            <w:r>
+              <w:rPr>
+                <w:b/>
+                <w:bCs/>
+              </w:rPr>
+              <w:t>Phase 1</w:t>
+            </w:r>
+          </w:p>
+        </w:tc>
+        <w:tc>
+          <w:tcPr>
+            <w:tcW w:w="0" w:type="auto"/>
+            <w:vAlign w:val="center"/>
+            <w:hideMark/>
+          </w:tcPr>
+          <w:p>
+            <w:r>
+              <w:rPr>
+                <w:b/>
+                <w:bCs/>
+              </w:rPr>
+              <w:t>Month 1</w:t>
+            </w:r>
+          </w:p>
+        </w:tc>
+        <w:tc>
+          <w:tcPr>
+            <w:tcW w:w="0" w:type="auto"/>
+            <w:vAlign w:val="center"/>
+            <w:hideMark/>
+          </w:tcPr>
+          <w:p>
+            <w:r>
+              <w:rPr>
+                <w:b/>
+                <w:bCs/>
+              </w:rPr>
+              <w:t>Infrastructure &amp; Ingestion</w:t>
+            </w:r>
+          </w:p>
+        </w:tc>
+        <w:tc>
+          <w:tcPr>
+            <w:tcW w:w="0" w:type="auto"/>
+            <w:vAlign w:val="center"/>
+            <w:hideMark/>
+          </w:tcPr>
+          <w:p>
+            <w:pPr>
+              <w:pStyle w:val="NormalWeb"/>
+            </w:pPr>
+            <w:r>
+              <w:rPr>
+                <w:b/>
+                <w:bCs/>
+              </w:rPr>
+              <w:t>1.</w:t>
+            </w:r>
+            <w:r>
+              <w:t xml:space="preserve"> Create a free Azure account.</w:t>
+            </w:r>
+          </w:p>
+          <w:p>
+            <w:r>
+              <w:br/>
+            </w:r>
+          </w:p>
+          <w:p>
+            <w:pPr>
+              <w:pStyle w:val="NormalWeb"/>
+            </w:pPr>
+            <w:r>
+              <w:rPr>
+                <w:b/>
+                <w:bCs/>
+              </w:rPr>
+              <w:t>2.</w:t>
+            </w:r>
+            <w:r>
+              <w:t xml:space="preserve"> Deploy a Windows 10/11 Virtual Machine (the "Honeypot").</w:t>
+            </w:r>
+          </w:p>
+          <w:p>
+            <w:r>
+              <w:br/>
+            </w:r>
+          </w:p>
+          <w:p>
+            <w:pPr>
+              <w:pStyle w:val="NormalWeb"/>
+            </w:pPr>
+            <w:r>
+              <w:rPr>
+                <w:b/>
+                <w:bCs/>
+              </w:rPr>
+              <w:t>3.</w:t>
+            </w:r>
+            <w:r>
+              <w:t xml:space="preserve"> Lower the VM's firewall to allow internet traffic (temporarily).</w:t>
+            </w:r>
+          </w:p>
+          <w:p>
+            <w:r>
+              <w:br/>
+            </w:r>
+          </w:p>
+          <w:p>
+            <w:pPr>
+              <w:pStyle w:val="NormalWeb"/>
+            </w:pPr>
+            <w:r>
+              <w:rPr>
+                <w:b/>
+                <w:bCs/>
+              </w:rPr>
+              <w:t>4.</w:t>
+            </w:r>
+            <w:r>
+              <w:t xml:space="preserve"> Create a Log Analytics Workspace and ingest Windows Event Logs.</w:t>
+            </w:r>
+          </w:p>
+          <w:p>
+            <w:r>
+              <w:br/>
+            </w:r>
+          </w:p>
+          <w:p>
+            <w:pPr>
+              <w:pStyle w:val="NormalWeb"/>
+            </w:pPr>
+            <w:r>
+              <w:rPr>
+                <w:b/>
+                <w:bCs/>
+              </w:rPr>
+              <w:t>5.</w:t>
+            </w:r>
+            <w:r>
+              <w:t xml:space="preserve"> Enable Microsoft Sentinel.</w:t>
+            </w:r>
+          </w:p>
+        </w:tc>
+      </w:tr>
+      <w:tr>
+        <w:trPr>
+          <w:tblCellSpacing w:w="15" w:type="dxa"/>
+        </w:trPr>
+        <w:tc>
+          <w:tcPr>
+            <w:tcW w:w="0" w:type="auto"/>
+            <w:vAlign w:val="center"/>
+            <w:hideMark/>
+          </w:tcPr>
+          <w:p>
+            <w:r>
+              <w:rPr>
+                <w:b/>
+                <w:bCs/>
+              </w:rPr>
+              <w:t>Phase 2</w:t>
+            </w:r>
+          </w:p>
+        </w:tc>
+        <w:tc>
+          <w:tcPr>
+            <w:tcW w:w="0" w:type="auto"/>
+            <w:vAlign w:val="center"/>
+            <w:hideMark/>
+          </w:tcPr>
+          <w:p>
+            <w:r>
+              <w:rPr>
+                <w:b/>
+                <w:bCs/>
+              </w:rPr>
+              <w:t>Month 2</w:t>
+            </w:r>
+          </w:p>
+        </w:tc>
+        <w:tc>
+          <w:tcPr>
+            <w:tcW w:w="0" w:type="auto"/>
+            <w:vAlign w:val="center"/>
+            <w:hideMark/>
+          </w:tcPr>
+          <w:p>
+            <w:r>
+              <w:rPr>
+                <w:b/>
+                <w:bCs/>
+              </w:rPr>
+              <w:t>Simulation &amp; Detection</w:t>
+            </w:r>
+          </w:p>
+        </w:tc>
+        <w:tc>
+          <w:tcPr>
+            <w:tcW w:w="0" w:type="auto"/>
+            <w:vAlign w:val="center"/>
+            <w:hideMark/>
+          </w:tcPr>
+          <w:p>
+            <w:pPr>
+              <w:pStyle w:val="NormalWeb"/>
+            </w:pPr>
+            <w:r>
+              <w:rPr>
+                <w:b/>
+                <w:bCs/>
+              </w:rPr>
+              <w:t>1.</w:t>
+            </w:r>
+            <w:r>
+              <w:t xml:space="preserve"> Monitor incoming attacks (internet bots will find the VM quickly).</w:t>
+            </w:r>
+          </w:p>
+          <w:p>
+            <w:r>
+              <w:br/>
+            </w:r>
+          </w:p>
+          <w:p>
+            <w:pPr>
+              <w:pStyle w:val="NormalWeb"/>
+            </w:pPr>
+            <w:r>
+              <w:rPr>
+                <w:b/>
+                <w:bCs/>
+              </w:rPr>
+              <w:t>2.</w:t>
+            </w:r>
+            <w:r>
+              <w:t xml:space="preserve"> Learn basic KQL to parse security logs.</w:t>
+            </w:r>
+          </w:p>
+          <w:p>
+            <w:r>
+              <w:br/>
+            </w:r>
+          </w:p>
+          <w:p>
+            <w:pPr>
+              <w:pStyle w:val="NormalWeb"/>
+            </w:pPr>
+            <w:r>
+              <w:rPr>
+                <w:b/>
+                <w:bCs/>
+              </w:rPr>
+              <w:t>3.</w:t>
+            </w:r>
+            <w:r>
+              <w:t xml:space="preserve"> Write a KQL query to detect "Failed RDP Logins" (Event ID 4625).</w:t>
+            </w:r>
+          </w:p>
+          <w:p>
+            <w:r>
+              <w:lastRenderedPageBreak/>
+              <w:br/>
+            </w:r>
+          </w:p>
+          <w:p>
+            <w:pPr>
+              <w:pStyle w:val="NormalWeb"/>
+            </w:pPr>
+            <w:r>
+              <w:rPr>
+                <w:b/>
+                <w:bCs/>
+              </w:rPr>
+              <w:t>4.</w:t>
+            </w:r>
+            <w:r>
+              <w:t xml:space="preserve"> Create an Analytics Rule in Sentinel to trigger an "Incident" when the threshold is met.</w:t>
+            </w:r>
+          </w:p>
+        </w:tc>
+      </w:tr>
+      <w:tr>
+        <w:trPr>
+          <w:tblCellSpacing w:w="15" w:type="dxa"/>
+        </w:trPr>
+        <w:tc>
+          <w:tcPr>
+            <w:tcW w:w="0" w:type="auto"/>
+            <w:vAlign w:val="center"/>
+            <w:hideMark/>
+          </w:tcPr>
+          <w:p>
+            <w:r>
+              <w:rPr>
+                <w:b/>
+                <w:bCs/>
+              </w:rPr>
+              <w:lastRenderedPageBreak/>
+              <w:t>Phase 3</w:t>
+            </w:r>
+          </w:p>
+        </w:tc>
+        <w:tc>
+          <w:tcPr>
+            <w:tcW w:w="0" w:type="auto"/>
+            <w:vAlign w:val="center"/>
+            <w:hideMark/>
+          </w:tcPr>
+          <w:p>
+            <w:r>
+              <w:rPr>
+                <w:b/>
+                <w:bCs/>
+              </w:rPr>
+              <w:t>Month 3</w:t>
+            </w:r>
+          </w:p>
+        </w:tc>
+        <w:tc>
+          <w:tcPr>
+            <w:tcW w:w="0" w:type="auto"/>
+            <w:vAlign w:val="center"/>
+            <w:hideMark/>
+          </w:tcPr>
+          <w:p>
+            <w:r>
+              <w:rPr>
+                <w:b/>
+                <w:bCs/>
+              </w:rPr>
+              <w:t>Automation &amp; Documentation</w:t>
+            </w:r>
+          </w:p>
+        </w:tc>
+        <w:tc>
+          <w:tcPr>
+            <w:tcW w:w="0" w:type="auto"/>
+            <w:vAlign w:val="center"/>
+            <w:hideMark/>
+          </w:tcPr>
+          <w:p>
+            <w:pPr>
+              <w:pStyle w:val="NormalWeb"/>
+            </w:pPr>
+            <w:r>
+              <w:rPr>
+                <w:b/>
+                <w:bCs/>
+              </w:rPr>
+              <w:t>1.</w:t>
+            </w:r>
+            <w:r>
+              <w:t xml:space="preserve"> Build an Azure Logic App (SOAR playbook).</w:t>
+            </w:r>
+          </w:p>
+          <w:p>
+            <w:r>
+              <w:br/>
+            </w:r>
+          </w:p>
+          <w:p>
+            <w:pPr>
+              <w:pStyle w:val="NormalWeb"/>
+            </w:pPr>
+            <w:r>
+              <w:rPr>
+                <w:b/>
+                <w:bCs/>
+              </w:rPr>
+              <w:t>2.</w:t>
+            </w:r>
+            <w:r>
+              <w:t xml:space="preserve"> Configure the playbook to extract the attacker's IP and update the NSG to block it automatically.</w:t>
+            </w:r>
+          </w:p>
+          <w:p>
+            <w:r>
+              <w:br/>
+            </w:r>
+          </w:p>
+          <w:p>
+            <w:pPr>
+              <w:pStyle w:val="NormalWeb"/>
+            </w:pPr>
+            <w:r>
+              <w:rPr>
+                <w:b/>
+                <w:bCs/>
+              </w:rPr>
+              <w:t>3.</w:t>
+            </w:r>
+            <w:r>
+              <w:t xml:space="preserve"> Create a visual Workbook/Dashboard mapping the attackers' geographic locations.</w:t>
+            </w:r>
+          </w:p>
+          <w:p>
+            <w:r>
+              <w:br/>
+            </w:r>
+          </w:p>
+          <w:p>
+            <w:pPr>
+              <w:pStyle w:val="NormalWeb"/>
+            </w:pPr>
+            <w:r>
+              <w:rPr>
+                <w:b/>
+                <w:bCs/>
+              </w:rPr>
+              <w:t>4.</w:t>
+            </w:r>
+            <w:r>
+              <w:t xml:space="preserve"> Write the final incident report and GitHub README.</w:t>
+            </w:r>
+          </w:p>
+        </w:tc>
+      </w:tr>
+    </w:tbl>
+    <w:p>
+      <w:r>
+        <w:rPr>
+          <w:rStyle w:val="export-sheets-button"/>
+        </w:rPr>
+        <w:t>Export to Sheets</w:t>
+      </w:r>
+    </w:p>
+    <w:p>
+      <w:r>
+        <w:pict w14:anchorId="7DE9E553">
+          <v:rect id="_x0000_i1026" style="width:0;height:1.5pt" o:hralign="center" o:hrstd="t" o:hr="t" fillcolor="#a0a0a0" stroked="f"/>
+        </w:pict>
+      </w:r>
+    </w:p>
+    <w:p>
+      <w:pPr>
+        <w:pStyle w:val="Heading3"/>
+      </w:pPr>
+      <w:r>
+        <w:t>### Project Architecture (How It Works)</w:t>
+      </w:r>
+    </w:p>
+    <w:p>
+      <w:pPr>
+        <w:pStyle w:val="NormalWeb"/>
+      </w:pPr>
+      <w:r>
+        <w:t>When explaining this project in an interview, you can describe this simple, powerful workflow:</w:t>
+      </w:r>
+    </w:p>
+    <w:p>
+      <w:pPr>
+        <w:pStyle w:val="NormalWeb"/>
+        <w:numPr>
+          <w:ilvl w:val="0"/>
+          <w:numId w:val="3"/>
+        </w:numPr>
+      </w:pPr>
+      <w:r>
+        <w:rPr>
+          <w:b/>
+          <w:bCs/>
+        </w:rPr>
+        <w:t>Target:</w:t>
+      </w:r>
+      <w:r>
+        <w:t xml:space="preserve"> Attackers target the exposed Azure Virtual Machine.</w:t>
+      </w:r>
+    </w:p>
+    <w:p>
+      <w:pPr>
+        <w:pStyle w:val="NormalWeb"/>
+        <w:numPr>
+          <w:ilvl w:val="0"/>
+          <w:numId w:val="3"/>
+        </w:numPr>
+      </w:pPr>
+      <w:r>
+        <w:rPr>
+          <w:b/>
+          <w:bCs/>
+        </w:rPr>
+        <w:t>Logging:</w:t>
+      </w:r>
+      <w:r>
+        <w:t xml:space="preserve"> The VM generates Windows Security Logs (Event Viewer).</w:t>
+      </w:r>
+    </w:p>
+    <w:p>
+      <w:pPr>
+        <w:pStyle w:val="NormalWeb"/>
+        <w:numPr>
+          <w:ilvl w:val="0"/>
+          <w:numId w:val="3"/>
+        </w:numPr>
+      </w:pPr>
+      <w:r>
+        <w:rPr>
+          <w:b/>
+          <w:bCs/>
+        </w:rPr>
+        <w:t>Ingestion:</w:t>
+      </w:r>
+      <w:r>
+        <w:t xml:space="preserve"> Logs are forwarded to the Azure Log Analytics Workspace.</w:t>
+      </w:r>
+    </w:p>
+    <w:p>
+      <w:pPr>
+        <w:pStyle w:val="NormalWeb"/>
+        <w:numPr>
+          <w:ilvl w:val="0"/>
+          <w:numId w:val="3"/>
+        </w:numPr>
+      </w:pPr>
+      <w:r>
+        <w:rPr>
+          <w:b/>
+          <w:bCs/>
+        </w:rPr>
+        <w:t>Detection:</w:t>
+      </w:r>
+      <w:r>
+        <w:t xml:space="preserve"> Microsoft Sentinel analyzes the logs using your custom KQL rules.</w:t>
+      </w:r>
+    </w:p>
+    <w:p>
+      <w:pPr>
+        <w:pStyle w:val="NormalWeb"/>
+        <w:numPr>
+          <w:ilvl w:val="0"/>
+          <w:numId w:val="3"/>
+        </w:numPr>
+      </w:pPr>
+      <w:r>
+        <w:rPr>
+          <w:b/>
+          <w:bCs/>
+        </w:rPr>
+        <w:t>Response:</w:t>
+      </w:r>
+      <w:r>
+        <w:t xml:space="preserve"> An alert triggers the Logic App, which blocks the attacker at the firewall level.</w:t>
+      </w:r>
+    </w:p>
+    <w:p>
+      <w:pPr>
+        <w:pStyle w:val="NormalWeb"/>
+      </w:pPr>
+      <w:r>
+        <w:rPr>
+          <w:b/>
+          <w:bCs/>
+        </w:rPr>
+        <w:t>Reality Check:</w:t>
+      </w:r>
+      <w:r>
+        <w:t xml:space="preserve"> This project is highly impressive, but it will require patience. Setting up the cloud environment in Month 1 is usually straightforward, but learning KQL in Month 2 will feel like learning a new language. Take your time with it—the struggle of figuring out the queries is exactly what prepares you for the job.</w:t>
+      </w:r>
+    </w:p>
+    <w:p>
+      <w:pPr>
+        <w:spacing w:before="100" w:beforeAutospacing="1" w:after="100" w:afterAutospacing="1" w:line="240" w:lineRule="auto"/>
+        <w:rPr>
+          <w:rFonts w:ascii="Times New Roman" w:eastAsia="Times New Roman" w:hAnsi="Times New Roman" w:cs="Times New Roman"/>
+          <w:sz w:val="24"/>
+          <w:szCs w:val="24"/>
+        </w:rPr>
+      </w:pPr>
       <w:bookmarkStart w:id="0" w:name="_GoBack"/>
       <w:bookmarkEnd w:id="0"/>
     </w:p>
+    <w:p>
+      <w:pPr>
+        <w:spacing w:before="100" w:beforeAutospacing="1" w:after="100" w:afterAutospacing="1" w:line="240" w:lineRule="auto"/>
+        <w:rPr>
+          <w:rFonts w:ascii="Times New Roman" w:eastAsia="Times New Roman" w:hAnsi="Times New Roman" w:cs="Times New Roman"/>
+          <w:sz w:val="24"/>
+          <w:szCs w:val="24"/>
+        </w:rPr>
+      </w:pPr>
+    </w:p>
+    <w:p>
+      <w:pPr>
+        <w:spacing w:before="100" w:beforeAutospacing="1" w:after="100" w:afterAutospacing="1" w:line="240" w:lineRule="auto"/>
+        <w:rPr>
+          <w:rFonts w:ascii="Times New Roman" w:eastAsia="Times New Roman" w:hAnsi="Times New Roman" w:cs="Times New Roman"/>
+          <w:sz w:val="24"/>
+          <w:szCs w:val="24"/>
+        </w:rPr>
+      </w:pPr>
+    </w:p>
+    <w:p>
+      <w:pPr>
+        <w:spacing w:before="100" w:beforeAutospacing="1" w:after="100" w:afterAutospacing="1" w:line="240" w:lineRule="auto"/>
+        <w:rPr>
+          <w:rFonts w:ascii="Times New Roman" w:eastAsia="Times New Roman" w:hAnsi="Times New Roman" w:cs="Times New Roman"/>
+          <w:sz w:val="24"/>
+          <w:szCs w:val="24"/>
+        </w:rPr>
+      </w:pPr>
+    </w:p>
+    <w:p>
+      <w:pPr>
+        <w:spacing w:before="100" w:beforeAutospacing="1" w:after="100" w:afterAutospacing="1" w:line="240" w:lineRule="auto"/>
+        <w:rPr>
+          <w:rFonts w:ascii="Times New Roman" w:eastAsia="Times New Roman" w:hAnsi="Times New Roman" w:cs="Times New Roman"/>
+          <w:sz w:val="24"/>
+          <w:szCs w:val="24"/>
+        </w:rPr>
+      </w:pPr>
+    </w:p>
+    <w:p>
+      <w:pPr>
+        <w:spacing w:before="100" w:beforeAutospacing="1" w:after="100" w:afterAutospacing="1" w:line="240" w:lineRule="auto"/>
+        <w:rPr>
+          <w:rFonts w:ascii="Times New Roman" w:eastAsia="Times New Roman" w:hAnsi="Times New Roman" w:cs="Times New Roman"/>
+          <w:sz w:val="24"/>
+          <w:szCs w:val="24"/>
+        </w:rPr>
+      </w:pPr>
+    </w:p>
+    <w:p>
+      <w:pPr>
+        <w:spacing w:before="100" w:beforeAutospacing="1" w:after="100" w:afterAutospacing="1" w:line="240" w:lineRule="auto"/>
+        <w:rPr>
+          <w:rFonts w:ascii="Times New Roman" w:eastAsia="Times New Roman" w:hAnsi="Times New Roman" w:cs="Times New Roman"/>
+          <w:sz w:val="24"/>
+          <w:szCs w:val="24"/>
+        </w:rPr>
+      </w:pPr>
+    </w:p>
+    <w:p>
+      <w:pPr>
+        <w:spacing w:before="100" w:beforeAutospacing="1" w:after="100" w:afterAutospacing="1" w:line="240" w:lineRule="auto"/>
+        <w:rPr>
+          <w:rFonts w:ascii="Times New Roman" w:eastAsia="Times New Roman" w:hAnsi="Times New Roman" w:cs="Times New Roman"/>
+          <w:sz w:val="24"/>
+          <w:szCs w:val="24"/>
+        </w:rPr>
+      </w:pPr>
+    </w:p>
+    <w:p>
+      <w:pPr>
+        <w:spacing w:before="100" w:beforeAutospacing="1" w:after="100" w:afterAutospacing="1" w:line="240" w:lineRule="auto"/>
+        <w:rPr>
+          <w:rFonts w:ascii="Times New Roman" w:eastAsia="Times New Roman" w:hAnsi="Times New Roman" w:cs="Times New Roman"/>
+          <w:sz w:val="24"/>
+          <w:szCs w:val="24"/>
+        </w:rPr>
+      </w:pPr>
+    </w:p>
+    <w:p>
+      <w:pPr>
+        <w:spacing w:before="100" w:beforeAutospacing="1" w:after="100" w:afterAutospacing="1" w:line="240" w:lineRule="auto"/>
+        <w:rPr>
+          <w:rFonts w:ascii="Times New Roman" w:eastAsia="Times New Roman" w:hAnsi="Times New Roman" w:cs="Times New Roman"/>
+          <w:sz w:val="24"/>
+          <w:szCs w:val="24"/>
+        </w:rPr>
+      </w:pPr>
+    </w:p>
+    <w:p/>
     <w:sectPr>
       <w:pgSz w:w="12240" w:h="15840"/>
       <w:pgMar w:top="1440" w:right="1440" w:bottom="1440" w:left="1440" w:header="720" w:footer="720" w:gutter="0"/>
@@ -872,9 +1800,122 @@
 <file path=word/numbering.xml><?xml version="1.0" encoding="utf-8"?>
 <w:numbering xmlns:wpc="http://schemas.microsoft.com/office/word/2010/wordprocessingCanvas" xmlns:cx="http://schemas.microsoft.com/office/drawing/2014/chartex" xmlns:cx1="http://schemas.microsoft.com/office/drawing/2015/9/8/chartex" xmlns:cx2="http://schemas.microsoft.com/office/drawing/2015/10/21/chartex" xmlns:cx3="http://schemas.microsoft.com/office/drawing/2016/5/9/chartex" xmlns:cx4="http://schemas.microsoft.com/office/drawing/2016/5/10/chartex" xmlns:cx5="http://schemas.microsoft.com/office/drawing/2016/5/11/chartex" xmlns:cx6="http://schemas.microsoft.com/office/drawing/2016/5/12/chartex" xmlns:cx7="http://schemas.microsoft.com/office/drawing/2016/5/13/chartex" xmlns:cx8="http://schemas.microsoft.com/office/drawing/2016/5/14/chartex" xmlns:mc="http://schemas.openxmlformats.org/markup-compatibility/2006" xmlns:aink="http://schemas.microsoft.com/office/drawing/2016/ink" xmlns:am3d="http://schemas.microsoft.com/office/drawing/2017/model3d" xmlns:o="urn:schemas-microsoft-com:office:office" xmlns:r="http://schemas.openxmlformats.org/officeDocument/2006/relationships" xmlns:m="http://schemas.openxmlformats.org/officeDocument/2006/math" xmlns:v="urn:schemas-microsoft-com:vml" xmlns:wp14="http://schemas.microsoft.com/office/word/2010/wordprocessingDrawing" xmlns:wp="http://schemas.openxmlformats.org/drawingml/2006/wordprocessingDrawing" xmlns:w10="urn:schemas-microsoft-com:office:word" xmlns:w="http://schemas.openxmlformats.org/wordprocessingml/2006/main" xmlns:w14="http://schemas.microsoft.com/office/word/2010/wordml" xmlns:w15="http://schemas.microsoft.com/office/word/2012/wordml" xmlns:w16cid="http://schemas.microsoft.com/office/word/2016/wordml/cid" xmlns:w16se="http://schemas.microsoft.com/office/word/2015/wordml/symex" xmlns:wpg="http://schemas.microsoft.com/office/word/2010/wordprocessingGroup" xmlns:wpi="http://schemas.microsoft.com/office/word/2010/wordprocessingInk" xmlns:wne="http://schemas.microsoft.com/office/word/2006/wordml" xmlns:wps="http://schemas.microsoft.com/office/word/2010/wordprocessingShape" mc:Ignorable="w14 w15 w16se w16cid wp14">
   <w:abstractNum w:abstractNumId="0" w15:restartNumberingAfterBreak="0">
-    <w:nsid w:val="729209EA"/>
+    <w:nsid w:val="209D53FE"/>
     <w:multiLevelType w:val="multilevel"/>
-    <w:tmpl w:val="3378000A"/>
+    <w:tmpl w:val="2124A96C"/>
+    <w:lvl w:ilvl="0">
+      <w:start w:val="1"/>
+      <w:numFmt w:val="decimal"/>
+      <w:lvlText w:val="%1."/>
+      <w:lvlJc w:val="left"/>
+      <w:pPr>
+        <w:tabs>
+          <w:tab w:val="num" w:pos="720"/>
+        </w:tabs>
+        <w:ind w:left="720" w:hanging="360"/>
+      </w:pPr>
+    </w:lvl>
+    <w:lvl w:ilvl="1" w:tentative="1">
+      <w:start w:val="1"/>
+      <w:numFmt w:val="decimal"/>
+      <w:lvlText w:val="%2."/>
+      <w:lvlJc w:val="left"/>
+      <w:pPr>
+        <w:tabs>
+          <w:tab w:val="num" w:pos="1440"/>
+        </w:tabs>
+        <w:ind w:left="1440" w:hanging="360"/>
+      </w:pPr>
+    </w:lvl>
+    <w:lvl w:ilvl="2" w:tentative="1">
+      <w:start w:val="1"/>
+      <w:numFmt w:val="decimal"/>
+      <w:lvlText w:val="%3."/>
+      <w:lvlJc w:val="left"/>
+      <w:pPr>
+        <w:tabs>
+          <w:tab w:val="num" w:pos="2160"/>
+        </w:tabs>
+        <w:ind w:left="2160" w:hanging="360"/>
+      </w:pPr>
+    </w:lvl>
+    <w:lvl w:ilvl="3" w:tentative="1">
+      <w:start w:val="1"/>
+      <w:numFmt w:val="decimal"/>
+      <w:lvlText w:val="%4."/>
+      <w:lvlJc w:val="left"/>
+      <w:pPr>
+        <w:tabs>
+          <w:tab w:val="num" w:pos="2880"/>
+        </w:tabs>
+        <w:ind w:left="2880" w:hanging="360"/>
+      </w:pPr>
+    </w:lvl>
+    <w:lvl w:ilvl="4" w:tentative="1">
+      <w:start w:val="1"/>
+      <w:numFmt w:val="decimal"/>
+      <w:lvlText w:val="%5."/>
+      <w:lvlJc w:val="left"/>
+      <w:pPr>
+        <w:tabs>
+          <w:tab w:val="num" w:pos="3600"/>
+        </w:tabs>
+        <w:ind w:left="3600" w:hanging="360"/>
+      </w:pPr>
+    </w:lvl>
+    <w:lvl w:ilvl="5" w:tentative="1">
+      <w:start w:val="1"/>
+      <w:numFmt w:val="decimal"/>
+      <w:lvlText w:val="%6."/>
+      <w:lvlJc w:val="left"/>
+      <w:pPr>
+        <w:tabs>
+          <w:tab w:val="num" w:pos="4320"/>
+        </w:tabs>
+        <w:ind w:left="4320" w:hanging="360"/>
+      </w:pPr>
+    </w:lvl>
+    <w:lvl w:ilvl="6" w:tentative="1">
+      <w:start w:val="1"/>
+      <w:numFmt w:val="decimal"/>
+      <w:lvlText w:val="%7."/>
+      <w:lvlJc w:val="left"/>
+      <w:pPr>
+        <w:tabs>
+          <w:tab w:val="num" w:pos="5040"/>
+        </w:tabs>
+        <w:ind w:left="5040" w:hanging="360"/>
+      </w:pPr>
+    </w:lvl>
+    <w:lvl w:ilvl="7" w:tentative="1">
+      <w:start w:val="1"/>
+      <w:numFmt w:val="decimal"/>
+      <w:lvlText w:val="%8."/>
+      <w:lvlJc w:val="left"/>
+      <w:pPr>
+        <w:tabs>
+          <w:tab w:val="num" w:pos="5760"/>
+        </w:tabs>
+        <w:ind w:left="5760" w:hanging="360"/>
+      </w:pPr>
+    </w:lvl>
+    <w:lvl w:ilvl="8" w:tentative="1">
+      <w:start w:val="1"/>
+      <w:numFmt w:val="decimal"/>
+      <w:lvlText w:val="%9."/>
+      <w:lvlJc w:val="left"/>
+      <w:pPr>
+        <w:tabs>
+          <w:tab w:val="num" w:pos="6480"/>
+        </w:tabs>
+        <w:ind w:left="6480" w:hanging="360"/>
+      </w:pPr>
+    </w:lvl>
+  </w:abstractNum>
+  <w:abstractNum w:abstractNumId="1" w15:restartNumberingAfterBreak="0">
+    <w:nsid w:val="5DFD727A"/>
+    <w:multiLevelType w:val="multilevel"/>
+    <w:tmpl w:val="00EE1704"/>
     <w:lvl w:ilvl="0">
       <w:start w:val="1"/>
       <w:numFmt w:val="bullet"/>
@@ -1020,7 +2061,162 @@
       </w:rPr>
     </w:lvl>
   </w:abstractNum>
+  <w:abstractNum w:abstractNumId="2" w15:restartNumberingAfterBreak="0">
+    <w:nsid w:val="729209EA"/>
+    <w:multiLevelType w:val="multilevel"/>
+    <w:tmpl w:val="3378000A"/>
+    <w:lvl w:ilvl="0">
+      <w:start w:val="1"/>
+      <w:numFmt w:val="bullet"/>
+      <w:lvlText w:val=""/>
+      <w:lvlJc w:val="left"/>
+      <w:pPr>
+        <w:tabs>
+          <w:tab w:val="num" w:pos="720"/>
+        </w:tabs>
+        <w:ind w:left="720" w:hanging="360"/>
+      </w:pPr>
+      <w:rPr>
+        <w:rFonts w:ascii="Symbol" w:hAnsi="Symbol" w:hint="default"/>
+        <w:sz w:val="20"/>
+      </w:rPr>
+    </w:lvl>
+    <w:lvl w:ilvl="1" w:tentative="1">
+      <w:start w:val="1"/>
+      <w:numFmt w:val="bullet"/>
+      <w:lvlText w:val="o"/>
+      <w:lvlJc w:val="left"/>
+      <w:pPr>
+        <w:tabs>
+          <w:tab w:val="num" w:pos="1440"/>
+        </w:tabs>
+        <w:ind w:left="1440" w:hanging="360"/>
+      </w:pPr>
+      <w:rPr>
+        <w:rFonts w:ascii="Courier New" w:hAnsi="Courier New" w:hint="default"/>
+        <w:sz w:val="20"/>
+      </w:rPr>
+    </w:lvl>
+    <w:lvl w:ilvl="2" w:tentative="1">
+      <w:start w:val="1"/>
+      <w:numFmt w:val="bullet"/>
+      <w:lvlText w:val=""/>
+      <w:lvlJc w:val="left"/>
+      <w:pPr>
+        <w:tabs>
+          <w:tab w:val="num" w:pos="2160"/>
+        </w:tabs>
+        <w:ind w:left="2160" w:hanging="360"/>
+      </w:pPr>
+      <w:rPr>
+        <w:rFonts w:ascii="Wingdings" w:hAnsi="Wingdings" w:hint="default"/>
+        <w:sz w:val="20"/>
+      </w:rPr>
+    </w:lvl>
+    <w:lvl w:ilvl="3" w:tentative="1">
+      <w:start w:val="1"/>
+      <w:numFmt w:val="bullet"/>
+      <w:lvlText w:val=""/>
+      <w:lvlJc w:val="left"/>
+      <w:pPr>
+        <w:tabs>
+          <w:tab w:val="num" w:pos="2880"/>
+        </w:tabs>
+        <w:ind w:left="2880" w:hanging="360"/>
+      </w:pPr>
+      <w:rPr>
+        <w:rFonts w:ascii="Wingdings" w:hAnsi="Wingdings" w:hint="default"/>
+        <w:sz w:val="20"/>
+      </w:rPr>
+    </w:lvl>
+    <w:lvl w:ilvl="4" w:tentative="1">
+      <w:start w:val="1"/>
+      <w:numFmt w:val="bullet"/>
+      <w:lvlText w:val=""/>
+      <w:lvlJc w:val="left"/>
+      <w:pPr>
+        <w:tabs>
+          <w:tab w:val="num" w:pos="3600"/>
+        </w:tabs>
+        <w:ind w:left="3600" w:hanging="360"/>
+      </w:pPr>
+      <w:rPr>
+        <w:rFonts w:ascii="Wingdings" w:hAnsi="Wingdings" w:hint="default"/>
+        <w:sz w:val="20"/>
+      </w:rPr>
+    </w:lvl>
+    <w:lvl w:ilvl="5" w:tentative="1">
+      <w:start w:val="1"/>
+      <w:numFmt w:val="bullet"/>
+      <w:lvlText w:val=""/>
+      <w:lvlJc w:val="left"/>
+      <w:pPr>
+        <w:tabs>
+          <w:tab w:val="num" w:pos="4320"/>
+        </w:tabs>
+        <w:ind w:left="4320" w:hanging="360"/>
+      </w:pPr>
+      <w:rPr>
+        <w:rFonts w:ascii="Wingdings" w:hAnsi="Wingdings" w:hint="default"/>
+        <w:sz w:val="20"/>
+      </w:rPr>
+    </w:lvl>
+    <w:lvl w:ilvl="6" w:tentative="1">
+      <w:start w:val="1"/>
+      <w:numFmt w:val="bullet"/>
+      <w:lvlText w:val=""/>
+      <w:lvlJc w:val="left"/>
+      <w:pPr>
+        <w:tabs>
+          <w:tab w:val="num" w:pos="5040"/>
+        </w:tabs>
+        <w:ind w:left="5040" w:hanging="360"/>
+      </w:pPr>
+      <w:rPr>
+        <w:rFonts w:ascii="Wingdings" w:hAnsi="Wingdings" w:hint="default"/>
+        <w:sz w:val="20"/>
+      </w:rPr>
+    </w:lvl>
+    <w:lvl w:ilvl="7" w:tentative="1">
+      <w:start w:val="1"/>
+      <w:numFmt w:val="bullet"/>
+      <w:lvlText w:val=""/>
+      <w:lvlJc w:val="left"/>
+      <w:pPr>
+        <w:tabs>
+          <w:tab w:val="num" w:pos="5760"/>
+        </w:tabs>
+        <w:ind w:left="5760" w:hanging="360"/>
+      </w:pPr>
+      <w:rPr>
+        <w:rFonts w:ascii="Wingdings" w:hAnsi="Wingdings" w:hint="default"/>
+        <w:sz w:val="20"/>
+      </w:rPr>
+    </w:lvl>
+    <w:lvl w:ilvl="8" w:tentative="1">
+      <w:start w:val="1"/>
+      <w:numFmt w:val="bullet"/>
+      <w:lvlText w:val=""/>
+      <w:lvlJc w:val="left"/>
+      <w:pPr>
+        <w:tabs>
+          <w:tab w:val="num" w:pos="6480"/>
+        </w:tabs>
+        <w:ind w:left="6480" w:hanging="360"/>
+      </w:pPr>
+      <w:rPr>
+        <w:rFonts w:ascii="Wingdings" w:hAnsi="Wingdings" w:hint="default"/>
+        <w:sz w:val="20"/>
+      </w:rPr>
+    </w:lvl>
+  </w:abstractNum>
   <w:num w:numId="1">
+    <w:abstractNumId w:val="2"/>
+  </w:num>
+  <w:num w:numId="2">
+    <w:abstractNumId w:val="1"/>
+  </w:num>
+  <w:num w:numId="3">
     <w:abstractNumId w:val="0"/>
   </w:num>
 </w:numbering>
@@ -1424,6 +2620,29 @@
     <w:name w:val="Normal"/>
     <w:qFormat/>
   </w:style>
+  <w:style w:type="paragraph" w:styleId="Heading2">
+    <w:name w:val="heading 2"/>
+    <w:basedOn w:val="Normal"/>
+    <w:next w:val="Normal"/>
+    <w:link w:val="Heading2Char"/>
+    <w:uiPriority w:val="9"/>
+    <w:semiHidden/>
+    <w:unhideWhenUsed/>
+    <w:qFormat/>
+    <w:rsid w:val="0002123F"/>
+    <w:pPr>
+      <w:keepNext/>
+      <w:keepLines/>
+      <w:spacing w:before="40" w:after="0"/>
+      <w:outlineLvl w:val="1"/>
+    </w:pPr>
+    <w:rPr>
+      <w:rFonts w:asciiTheme="majorHAnsi" w:eastAsiaTheme="majorEastAsia" w:hAnsiTheme="majorHAnsi" w:cstheme="majorBidi"/>
+      <w:color w:val="2F5496" w:themeColor="accent1" w:themeShade="BF"/>
+      <w:sz w:val="26"/>
+      <w:szCs w:val="26"/>
+    </w:rPr>
+  </w:style>
   <w:style w:type="paragraph" w:styleId="Heading3">
     <w:name w:val="heading 3"/>
     <w:basedOn w:val="Normal"/>
@@ -1504,6 +2723,20 @@
     <w:name w:val="export-sheets-button"/>
     <w:basedOn w:val="DefaultParagraphFont"/>
     <w:rsid w:val="00942702"/>
+  </w:style>
+  <w:style w:type="character" w:customStyle="1" w:styleId="Heading2Char">
+    <w:name w:val="Heading 2 Char"/>
+    <w:basedOn w:val="DefaultParagraphFont"/>
+    <w:link w:val="Heading2"/>
+    <w:uiPriority w:val="9"/>
+    <w:semiHidden/>
+    <w:rsid w:val="0002123F"/>
+    <w:rPr>
+      <w:rFonts w:asciiTheme="majorHAnsi" w:eastAsiaTheme="majorEastAsia" w:hAnsiTheme="majorHAnsi" w:cstheme="majorBidi"/>
+      <w:color w:val="2F5496" w:themeColor="accent1" w:themeShade="BF"/>
+      <w:sz w:val="26"/>
+      <w:szCs w:val="26"/>
+    </w:rPr>
   </w:style>
 </w:styles>
 </file>
